--- a/온라인사업부_업무체크리스트.docx
+++ b/온라인사업부_업무체크리스트.docx
@@ -386,7 +386,7 @@
                 <w:sz w:val="18"/>
                 <w:szCs w:val="18"/>
               </w:rPr>
-              <w:t xml:space="preserve">전일 매출 추출·기록·보고 (채널별·상품별 추이, 이상 증감 여부)</w:t>
+              <w:t xml:space="preserve">전일 매출 추출·기록·보고 (일매출), 채널별 매출·유입 이상 증감 여부</w:t>
             </w:r>
           </w:p>
         </w:tc>
@@ -418,8 +418,8 @@
                 <w:b w:val="false"/>
                 <w:bCs w:val="false"/>
                 <w:color w:val="000000"/>
-                <w:sz w:val="19"/>
-                <w:szCs w:val="19"/>
+                <w:sz w:val="18"/>
+                <w:szCs w:val="18"/>
               </w:rPr>
               <w:t xml:space="preserve"/>
             </w:r>
@@ -580,8 +580,8 @@
                 <w:b w:val="false"/>
                 <w:bCs w:val="false"/>
                 <w:color w:val="000000"/>
-                <w:sz w:val="19"/>
-                <w:szCs w:val="19"/>
+                <w:sz w:val="18"/>
+                <w:szCs w:val="18"/>
               </w:rPr>
               <w:t xml:space="preserve"/>
             </w:r>
@@ -675,7 +675,7 @@
                 <w:sz w:val="18"/>
                 <w:szCs w:val="18"/>
               </w:rPr>
-              <w:t xml:space="preserve">가격·품절 반영</w:t>
+              <w:t xml:space="preserve">판매상태 반영</w:t>
             </w:r>
           </w:p>
         </w:tc>
@@ -710,7 +710,7 @@
                 <w:sz w:val="18"/>
                 <w:szCs w:val="18"/>
               </w:rPr>
-              <w:t xml:space="preserve">경쟁사 최저가 모니터링·매칭, 구매팀 품절 전달 건 품절 세팅, 상품기획팀 요청 가격·판매상태 적용</w:t>
+              <w:t xml:space="preserve">입고·품절·판매중지 수정 (구매팀 재고·품절 정보, 상품기획팀 점검·수정 요청 반영)</w:t>
             </w:r>
           </w:p>
         </w:tc>
@@ -742,8 +742,8 @@
                 <w:b w:val="false"/>
                 <w:bCs w:val="false"/>
                 <w:color w:val="000000"/>
-                <w:sz w:val="19"/>
-                <w:szCs w:val="19"/>
+                <w:sz w:val="18"/>
+                <w:szCs w:val="18"/>
               </w:rPr>
               <w:t xml:space="preserve"/>
             </w:r>
@@ -872,7 +872,7 @@
                 <w:sz w:val="18"/>
                 <w:szCs w:val="18"/>
               </w:rPr>
-              <w:t xml:space="preserve">신규·변경 상품 등록 (정보·옵션·배송비·검색 키워드) 후 상품기획팀 최종 검토 요청</w:t>
+              <w:t xml:space="preserve">신규·변경 상품 등록 (임박·타임세일 포함), 정보·옵션·배송비·검색 키워드 수정 후 상품기획팀 최종 검토 요청</w:t>
             </w:r>
           </w:p>
         </w:tc>
@@ -904,8 +904,8 @@
                 <w:b w:val="false"/>
                 <w:bCs w:val="false"/>
                 <w:color w:val="000000"/>
-                <w:sz w:val="19"/>
-                <w:szCs w:val="19"/>
+                <w:sz w:val="18"/>
+                <w:szCs w:val="18"/>
               </w:rPr>
               <w:t xml:space="preserve"/>
             </w:r>
@@ -999,7 +999,7 @@
                 <w:sz w:val="18"/>
                 <w:szCs w:val="18"/>
               </w:rPr>
-              <w:t xml:space="preserve">채널·콘텐츠 운영</w:t>
+              <w:t xml:space="preserve">채널·이벤트·광고 (브랜드)</w:t>
             </w:r>
           </w:p>
         </w:tc>
@@ -1034,7 +1034,7 @@
                 <w:sz w:val="18"/>
                 <w:szCs w:val="18"/>
               </w:rPr>
-              <w:t xml:space="preserve">인스타·카카오톡 채널·쇼핑스토리 게시 / 배너·상세페이지·랜딩 제작 요청 건 진행</w:t>
+              <w:t xml:space="preserve">브랜드 SNS 채널(인스타·카카오톡·쇼핑스토리) 게시, 리뷰 이벤트 진행, 브랜드 광고 키워드·소재·리포트 확인</w:t>
             </w:r>
           </w:p>
         </w:tc>
@@ -1066,8 +1066,8 @@
                 <w:b w:val="false"/>
                 <w:bCs w:val="false"/>
                 <w:color w:val="000000"/>
-                <w:sz w:val="19"/>
-                <w:szCs w:val="19"/>
+                <w:sz w:val="18"/>
+                <w:szCs w:val="18"/>
               </w:rPr>
               <w:t xml:space="preserve"/>
             </w:r>
@@ -1186,7 +1186,7 @@
                 <w:sz w:val="18"/>
                 <w:szCs w:val="18"/>
               </w:rPr>
-              <w:t xml:space="preserve">가격·판매상태</w:t>
+              <w:t xml:space="preserve">가격 관리</w:t>
             </w:r>
           </w:p>
         </w:tc>
@@ -1221,7 +1221,7 @@
                 <w:sz w:val="18"/>
                 <w:szCs w:val="18"/>
               </w:rPr>
-              <w:t xml:space="preserve">신상품·변경 가격(마진) 확정, 입고·품절·판매중지·단종 상품 NB/AMD 적용 요청 및 반영 확인</w:t>
+              <w:t xml:space="preserve">경쟁사·주요 제품 최저가 모니터링·매칭, 가격 조정 판단·승인, 신상품·변경 가격(마진) 확정 후 NB/AMD 적용 요청</w:t>
             </w:r>
           </w:p>
         </w:tc>
@@ -1253,8 +1253,8 @@
                 <w:b w:val="false"/>
                 <w:bCs w:val="false"/>
                 <w:color w:val="000000"/>
-                <w:sz w:val="19"/>
-                <w:szCs w:val="19"/>
+                <w:sz w:val="18"/>
+                <w:szCs w:val="18"/>
               </w:rPr>
               <w:t xml:space="preserve"/>
             </w:r>
@@ -1366,7 +1366,7 @@
                 <w:sz w:val="18"/>
                 <w:szCs w:val="18"/>
               </w:rPr>
-              <w:t xml:space="preserve">NB/AMD가 등록·수정한 상품 정보·가격·노출 최종 검토, 오픈마켓 상품 노출·판매 상태 점검</w:t>
+              <w:t xml:space="preserve">NB/AMD 등록·수정 상품 정보·가격 최종 검토, 판매상태 점검·수정 요청, 오픈마켓 상품 등록·노출·판매 상태 관리</w:t>
             </w:r>
           </w:p>
         </w:tc>
@@ -1398,8 +1398,8 @@
                 <w:b w:val="false"/>
                 <w:bCs w:val="false"/>
                 <w:color w:val="000000"/>
-                <w:sz w:val="19"/>
-                <w:szCs w:val="19"/>
+                <w:sz w:val="18"/>
+                <w:szCs w:val="18"/>
               </w:rPr>
               <w:t xml:space="preserve"/>
             </w:r>
@@ -1476,7 +1476,7 @@
                 <w:sz w:val="18"/>
                 <w:szCs w:val="18"/>
               </w:rPr>
-              <w:t xml:space="preserve">광고</w:t>
+              <w:t xml:space="preserve">광고 (제품)</w:t>
             </w:r>
           </w:p>
         </w:tc>
@@ -1511,7 +1511,7 @@
                 <w:sz w:val="18"/>
                 <w:szCs w:val="18"/>
               </w:rPr>
-              <w:t xml:space="preserve">네이버·오픈마켓 광고 집행·예산·잔액(충전·입금 요청 필요 여부), 키워드·소재, 대행사 소통</w:t>
+              <w:t xml:space="preserve">네이버·오픈마켓 광고 집행·예산·잔액(충전·입금 요청 필요 여부), 제품 관련 키워드·소재·대행사 소통·성과 리포트</w:t>
             </w:r>
           </w:p>
         </w:tc>
@@ -1543,8 +1543,8 @@
                 <w:b w:val="false"/>
                 <w:bCs w:val="false"/>
                 <w:color w:val="000000"/>
-                <w:sz w:val="19"/>
-                <w:szCs w:val="19"/>
+                <w:sz w:val="18"/>
+                <w:szCs w:val="18"/>
               </w:rPr>
               <w:t xml:space="preserve"/>
             </w:r>
@@ -1621,7 +1621,7 @@
                 <w:sz w:val="18"/>
                 <w:szCs w:val="18"/>
               </w:rPr>
-              <w:t xml:space="preserve">프로모션·기획전·공구</w:t>
+              <w:t xml:space="preserve">프로모션·공구</w:t>
             </w:r>
           </w:p>
         </w:tc>
@@ -1656,7 +1656,7 @@
                 <w:sz w:val="18"/>
                 <w:szCs w:val="18"/>
               </w:rPr>
-              <w:t xml:space="preserve">진행 중 일정·가격·물량 이상 여부, 기획전 신청 마감·신규 행사 확인</w:t>
+              <w:t xml:space="preserve">진행 중 기획전·공구 일정·가격·물량 이상 여부, 오픈마켓 행사 확인·신청 마감</w:t>
             </w:r>
           </w:p>
         </w:tc>
@@ -1688,8 +1688,8 @@
                 <w:b w:val="false"/>
                 <w:bCs w:val="false"/>
                 <w:color w:val="000000"/>
-                <w:sz w:val="19"/>
-                <w:szCs w:val="19"/>
+                <w:sz w:val="18"/>
+                <w:szCs w:val="18"/>
               </w:rPr>
               <w:t xml:space="preserve"/>
             </w:r>
@@ -1843,7 +1843,7 @@
                 <w:sz w:val="18"/>
                 <w:szCs w:val="18"/>
               </w:rPr>
-              <w:t xml:space="preserve">상품별 재고·품절 체크 후 NB/AMD·상품기획팀에 전달 (품절·입고 변동 포함)</w:t>
+              <w:t xml:space="preserve">상품별 재고·품절 체크 후 상품기획팀·NB/AMD에 전달 (사이트 품절 현황 확인 포함)</w:t>
             </w:r>
           </w:p>
         </w:tc>
@@ -1875,8 +1875,8 @@
                 <w:b w:val="false"/>
                 <w:bCs w:val="false"/>
                 <w:color w:val="000000"/>
-                <w:sz w:val="19"/>
-                <w:szCs w:val="19"/>
+                <w:sz w:val="18"/>
+                <w:szCs w:val="18"/>
               </w:rPr>
               <w:t xml:space="preserve"/>
             </w:r>
@@ -2030,7 +2030,7 @@
                 <w:sz w:val="18"/>
                 <w:szCs w:val="18"/>
               </w:rPr>
-              <w:t xml:space="preserve">신규 주문 출고·송장 입력, 미출고 처리·고객 안내, 취소·반품 처리, 필요 시 발주</w:t>
+              <w:t xml:space="preserve">신규 주문 출고·송장 입력, 미출고 처리·고객 안내, 취소·반품·발주 관리, 배송 지연·미출 건 NB/AMD 공지 반영 요청</w:t>
             </w:r>
           </w:p>
         </w:tc>
@@ -2062,8 +2062,8 @@
                 <w:b w:val="false"/>
                 <w:bCs w:val="false"/>
                 <w:color w:val="000000"/>
-                <w:sz w:val="19"/>
-                <w:szCs w:val="19"/>
+                <w:sz w:val="18"/>
+                <w:szCs w:val="18"/>
               </w:rPr>
               <w:t xml:space="preserve"/>
             </w:r>
@@ -2175,7 +2175,7 @@
                 <w:sz w:val="18"/>
                 <w:szCs w:val="18"/>
               </w:rPr>
-              <w:t xml:space="preserve">리뷰·상품 문의 답변, 고객 문의·CS 응대, 상품 관련 문의는 상품기획팀 지원 요청</w:t>
+              <w:t xml:space="preserve">리뷰·상품 문의 모니터링·답변, 고객 문의·CS 응대 (상품 문의는 상품기획팀 지원 요청)</w:t>
             </w:r>
           </w:p>
         </w:tc>
@@ -2207,8 +2207,8 @@
                 <w:b w:val="false"/>
                 <w:bCs w:val="false"/>
                 <w:color w:val="000000"/>
-                <w:sz w:val="19"/>
-                <w:szCs w:val="19"/>
+                <w:sz w:val="18"/>
+                <w:szCs w:val="18"/>
               </w:rPr>
               <w:t xml:space="preserve"/>
             </w:r>
@@ -2285,7 +2285,7 @@
                 <w:sz w:val="18"/>
                 <w:szCs w:val="18"/>
               </w:rPr>
-              <w:t xml:space="preserve">굿서비스·사이트 이슈</w:t>
+              <w:t xml:space="preserve">굿서비스 지수</w:t>
             </w:r>
           </w:p>
         </w:tc>
@@ -2320,7 +2320,7 @@
                 <w:sz w:val="18"/>
                 <w:szCs w:val="18"/>
               </w:rPr>
-              <w:t xml:space="preserve">굿서비스 지수·점수 확인 (방문자 수 포함), 배송 지연·미출 등 사이트 공지 필요 건 NB/AMD에 전달</w:t>
+              <w:t xml:space="preserve">굿서비스 지수·점수 확인 (채널 방문자 수 포함), 하락 항목 조치</w:t>
             </w:r>
           </w:p>
         </w:tc>
@@ -2352,8 +2352,8 @@
                 <w:b w:val="false"/>
                 <w:bCs w:val="false"/>
                 <w:color w:val="000000"/>
-                <w:sz w:val="19"/>
-                <w:szCs w:val="19"/>
+                <w:sz w:val="18"/>
+                <w:szCs w:val="18"/>
               </w:rPr>
               <w:t xml:space="preserve"/>
             </w:r>
@@ -2727,7 +2727,7 @@
                 <w:sz w:val="18"/>
                 <w:szCs w:val="18"/>
               </w:rPr>
-              <w:t xml:space="preserve">주간 매출·판매 추이 분석·보고, 채널별 매출·방문자·유입 경로 확인</w:t>
+              <w:t xml:space="preserve">주간 매출·판매 추이 분석·보고 (상품기획팀 분석 연계), 채널별 매출·수익성, 방문자·유입 경로 확인</w:t>
             </w:r>
           </w:p>
         </w:tc>
@@ -2759,8 +2759,8 @@
                 <w:b w:val="false"/>
                 <w:bCs w:val="false"/>
                 <w:color w:val="000000"/>
-                <w:sz w:val="19"/>
-                <w:szCs w:val="19"/>
+                <w:sz w:val="18"/>
+                <w:szCs w:val="18"/>
               </w:rPr>
               <w:t xml:space="preserve"/>
             </w:r>
@@ -2773,15 +2773,65 @@
         </w:trPr>
         <w:tc>
           <w:tcPr>
-            <w:tcW w:type="dxa" w:w="9638"/>
-            <w:gridSpan w:val="4"/>
-            <w:tcBorders>
-              <w:top w:val="single" w:color="7F7F7F" w:sz="4"/>
-              <w:left w:val="single" w:color="7F7F7F" w:sz="4"/>
-              <w:bottom w:val="single" w:color="7F7F7F" w:sz="4"/>
-              <w:right w:val="single" w:color="7F7F7F" w:sz="4"/>
-            </w:tcBorders>
-            <w:shd w:fill="F2F2F2" w:color="auto" w:val="clear"/>
+            <w:tcW w:type="dxa" w:w="900"/>
+            <w:tcBorders>
+              <w:top w:val="single" w:color="7F7F7F" w:sz="4"/>
+              <w:left w:val="single" w:color="7F7F7F" w:sz="4"/>
+              <w:bottom w:val="single" w:color="7F7F7F" w:sz="4"/>
+              <w:right w:val="single" w:color="7F7F7F" w:sz="4"/>
+            </w:tcBorders>
+            <w:tcMar>
+              <w:top w:type="dxa" w:w="60"/>
+              <w:left w:type="dxa" w:w="90"/>
+              <w:bottom w:type="dxa" w:w="60"/>
+              <w:right w:type="dxa" w:w="90"/>
+            </w:tcMar>
+            <w:vAlign w:val="center"/>
+          </w:tcPr>
+          <w:p>
+            <w:pPr>
+              <w:spacing w:after="0" w:before="0" w:line="250"/>
+              <w:jc w:val="center"/>
+            </w:pPr>
+            <w:r>
+              <w:rPr>
+                <w:rFonts w:ascii="맑은 고딕" w:cs="맑은 고딕" w:eastAsia="맑은 고딕" w:hAnsi="맑은 고딕"/>
+                <w:b w:val="false"/>
+                <w:bCs w:val="false"/>
+                <w:color w:val="000000"/>
+                <w:sz w:val="18"/>
+                <w:szCs w:val="18"/>
+              </w:rPr>
+              <w:t xml:space="preserve">☐ NB</w:t>
+            </w:r>
+          </w:p>
+          <w:p>
+            <w:pPr>
+              <w:spacing w:after="0" w:before="0" w:line="250"/>
+              <w:jc w:val="center"/>
+            </w:pPr>
+            <w:r>
+              <w:rPr>
+                <w:rFonts w:ascii="맑은 고딕" w:cs="맑은 고딕" w:eastAsia="맑은 고딕" w:hAnsi="맑은 고딕"/>
+                <w:b w:val="false"/>
+                <w:bCs w:val="false"/>
+                <w:color w:val="000000"/>
+                <w:sz w:val="18"/>
+                <w:szCs w:val="18"/>
+              </w:rPr>
+              <w:t xml:space="preserve">☐ AMD</w:t>
+            </w:r>
+          </w:p>
+        </w:tc>
+        <w:tc>
+          <w:tcPr>
+            <w:tcW w:type="dxa" w:w="2300"/>
+            <w:tcBorders>
+              <w:top w:val="single" w:color="7F7F7F" w:sz="4"/>
+              <w:left w:val="single" w:color="7F7F7F" w:sz="4"/>
+              <w:bottom w:val="single" w:color="7F7F7F" w:sz="4"/>
+              <w:right w:val="single" w:color="7F7F7F" w:sz="4"/>
+            </w:tcBorders>
             <w:tcMar>
               <w:top w:type="dxa" w:w="60"/>
               <w:left w:type="dxa" w:w="90"/>
@@ -2804,7 +2854,77 @@
                 <w:sz w:val="18"/>
                 <w:szCs w:val="18"/>
               </w:rPr>
-              <w:t xml:space="preserve">상품기획팀 (상품 전반)</w:t>
+              <w:t xml:space="preserve">마케팅 성과 (브랜드)</w:t>
+            </w:r>
+          </w:p>
+        </w:tc>
+        <w:tc>
+          <w:tcPr>
+            <w:tcW w:type="dxa" w:w="5238"/>
+            <w:tcBorders>
+              <w:top w:val="single" w:color="7F7F7F" w:sz="4"/>
+              <w:left w:val="single" w:color="7F7F7F" w:sz="4"/>
+              <w:bottom w:val="single" w:color="7F7F7F" w:sz="4"/>
+              <w:right w:val="single" w:color="7F7F7F" w:sz="4"/>
+            </w:tcBorders>
+            <w:tcMar>
+              <w:top w:type="dxa" w:w="60"/>
+              <w:left w:type="dxa" w:w="90"/>
+              <w:bottom w:type="dxa" w:w="60"/>
+              <w:right w:type="dxa" w:w="90"/>
+            </w:tcMar>
+            <w:vAlign w:val="center"/>
+          </w:tcPr>
+          <w:p>
+            <w:pPr>
+              <w:spacing w:after="0" w:before="0" w:line="250"/>
+              <w:jc w:val="left"/>
+            </w:pPr>
+            <w:r>
+              <w:rPr>
+                <w:rFonts w:ascii="맑은 고딕" w:cs="맑은 고딕" w:eastAsia="맑은 고딕" w:hAnsi="맑은 고딕"/>
+                <w:b w:val="false"/>
+                <w:bCs w:val="false"/>
+                <w:color w:val="000000"/>
+                <w:sz w:val="18"/>
+                <w:szCs w:val="18"/>
+              </w:rPr>
+              <w:t xml:space="preserve">브랜드 관련 광고·CRM·바이럴 성과 확인</w:t>
+            </w:r>
+          </w:p>
+        </w:tc>
+        <w:tc>
+          <w:tcPr>
+            <w:tcW w:type="dxa" w:w="1200"/>
+            <w:tcBorders>
+              <w:top w:val="single" w:color="7F7F7F" w:sz="4"/>
+              <w:left w:val="single" w:color="7F7F7F" w:sz="4"/>
+              <w:bottom w:val="single" w:color="7F7F7F" w:sz="4"/>
+              <w:right w:val="single" w:color="7F7F7F" w:sz="4"/>
+            </w:tcBorders>
+            <w:tcMar>
+              <w:top w:type="dxa" w:w="60"/>
+              <w:left w:type="dxa" w:w="90"/>
+              <w:bottom w:type="dxa" w:w="60"/>
+              <w:right w:type="dxa" w:w="90"/>
+            </w:tcMar>
+            <w:vAlign w:val="center"/>
+          </w:tcPr>
+          <w:p>
+            <w:pPr>
+              <w:spacing w:after="0" w:before="0" w:line="250"/>
+              <w:jc w:val="left"/>
+            </w:pPr>
+            <w:r>
+              <w:rPr>
+                <w:rFonts w:ascii="맑은 고딕" w:cs="맑은 고딕" w:eastAsia="맑은 고딕" w:hAnsi="맑은 고딕"/>
+                <w:b w:val="false"/>
+                <w:bCs w:val="false"/>
+                <w:color w:val="000000"/>
+                <w:sz w:val="18"/>
+                <w:szCs w:val="18"/>
+              </w:rPr>
+              <w:t xml:space="preserve"/>
             </w:r>
           </w:p>
         </w:tc>
@@ -2815,48 +2935,15 @@
         </w:trPr>
         <w:tc>
           <w:tcPr>
-            <w:tcW w:type="dxa" w:w="900"/>
-            <w:tcBorders>
-              <w:top w:val="single" w:color="7F7F7F" w:sz="4"/>
-              <w:left w:val="single" w:color="7F7F7F" w:sz="4"/>
-              <w:bottom w:val="single" w:color="7F7F7F" w:sz="4"/>
-              <w:right w:val="single" w:color="7F7F7F" w:sz="4"/>
-            </w:tcBorders>
-            <w:tcMar>
-              <w:top w:type="dxa" w:w="60"/>
-              <w:left w:type="dxa" w:w="90"/>
-              <w:bottom w:type="dxa" w:w="60"/>
-              <w:right w:type="dxa" w:w="90"/>
-            </w:tcMar>
-            <w:vAlign w:val="center"/>
-          </w:tcPr>
-          <w:p>
-            <w:pPr>
-              <w:spacing w:after="0" w:before="0" w:line="250"/>
-              <w:jc w:val="center"/>
-            </w:pPr>
-            <w:r>
-              <w:rPr>
-                <w:rFonts w:ascii="맑은 고딕" w:cs="맑은 고딕" w:eastAsia="맑은 고딕" w:hAnsi="맑은 고딕"/>
-                <w:b w:val="false"/>
-                <w:bCs w:val="false"/>
-                <w:color w:val="000000"/>
-                <w:sz w:val="22"/>
-                <w:szCs w:val="22"/>
-              </w:rPr>
-              <w:t xml:space="preserve">☐</w:t>
-            </w:r>
-          </w:p>
-        </w:tc>
-        <w:tc>
-          <w:tcPr>
-            <w:tcW w:type="dxa" w:w="2300"/>
-            <w:tcBorders>
-              <w:top w:val="single" w:color="7F7F7F" w:sz="4"/>
-              <w:left w:val="single" w:color="7F7F7F" w:sz="4"/>
-              <w:bottom w:val="single" w:color="7F7F7F" w:sz="4"/>
-              <w:right w:val="single" w:color="7F7F7F" w:sz="4"/>
-            </w:tcBorders>
+            <w:tcW w:type="dxa" w:w="9638"/>
+            <w:gridSpan w:val="4"/>
+            <w:tcBorders>
+              <w:top w:val="single" w:color="7F7F7F" w:sz="4"/>
+              <w:left w:val="single" w:color="7F7F7F" w:sz="4"/>
+              <w:bottom w:val="single" w:color="7F7F7F" w:sz="4"/>
+              <w:right w:val="single" w:color="7F7F7F" w:sz="4"/>
+            </w:tcBorders>
+            <w:shd w:fill="F2F2F2" w:color="auto" w:val="clear"/>
             <w:tcMar>
               <w:top w:type="dxa" w:w="60"/>
               <w:left w:type="dxa" w:w="90"/>
@@ -2879,77 +2966,7 @@
                 <w:sz w:val="18"/>
                 <w:szCs w:val="18"/>
               </w:rPr>
-              <w:t xml:space="preserve">부진·임박 재고 개선</w:t>
-            </w:r>
-          </w:p>
-        </w:tc>
-        <w:tc>
-          <w:tcPr>
-            <w:tcW w:type="dxa" w:w="5238"/>
-            <w:tcBorders>
-              <w:top w:val="single" w:color="7F7F7F" w:sz="4"/>
-              <w:left w:val="single" w:color="7F7F7F" w:sz="4"/>
-              <w:bottom w:val="single" w:color="7F7F7F" w:sz="4"/>
-              <w:right w:val="single" w:color="7F7F7F" w:sz="4"/>
-            </w:tcBorders>
-            <w:tcMar>
-              <w:top w:type="dxa" w:w="60"/>
-              <w:left w:type="dxa" w:w="90"/>
-              <w:bottom w:type="dxa" w:w="60"/>
-              <w:right w:type="dxa" w:w="90"/>
-            </w:tcMar>
-            <w:vAlign w:val="center"/>
-          </w:tcPr>
-          <w:p>
-            <w:pPr>
-              <w:spacing w:after="0" w:before="0" w:line="250"/>
-              <w:jc w:val="left"/>
-            </w:pPr>
-            <w:r>
-              <w:rPr>
-                <w:rFonts w:ascii="맑은 고딕" w:cs="맑은 고딕" w:eastAsia="맑은 고딕" w:hAnsi="맑은 고딕"/>
-                <w:b w:val="false"/>
-                <w:bCs w:val="false"/>
-                <w:color w:val="000000"/>
-                <w:sz w:val="18"/>
-                <w:szCs w:val="18"/>
-              </w:rPr>
-              <w:t xml:space="preserve">구매팀 재고 리스트 기준 개선 방향 수립, 판매 촉진 기획·사이트 적용 요청</w:t>
-            </w:r>
-          </w:p>
-        </w:tc>
-        <w:tc>
-          <w:tcPr>
-            <w:tcW w:type="dxa" w:w="1200"/>
-            <w:tcBorders>
-              <w:top w:val="single" w:color="7F7F7F" w:sz="4"/>
-              <w:left w:val="single" w:color="7F7F7F" w:sz="4"/>
-              <w:bottom w:val="single" w:color="7F7F7F" w:sz="4"/>
-              <w:right w:val="single" w:color="7F7F7F" w:sz="4"/>
-            </w:tcBorders>
-            <w:tcMar>
-              <w:top w:type="dxa" w:w="60"/>
-              <w:left w:type="dxa" w:w="90"/>
-              <w:bottom w:type="dxa" w:w="60"/>
-              <w:right w:type="dxa" w:w="90"/>
-            </w:tcMar>
-            <w:vAlign w:val="center"/>
-          </w:tcPr>
-          <w:p>
-            <w:pPr>
-              <w:spacing w:after="0" w:before="0" w:line="250"/>
-              <w:jc w:val="left"/>
-            </w:pPr>
-            <w:r>
-              <w:rPr>
-                <w:rFonts w:ascii="맑은 고딕" w:cs="맑은 고딕" w:eastAsia="맑은 고딕" w:hAnsi="맑은 고딕"/>
-                <w:b w:val="false"/>
-                <w:bCs w:val="false"/>
-                <w:color w:val="000000"/>
-                <w:sz w:val="19"/>
-                <w:szCs w:val="19"/>
-              </w:rPr>
-              <w:t xml:space="preserve"/>
+              <w:t xml:space="preserve">상품기획팀 (상품 전반)</w:t>
             </w:r>
           </w:p>
         </w:tc>
@@ -3024,7 +3041,7 @@
                 <w:sz w:val="18"/>
                 <w:szCs w:val="18"/>
               </w:rPr>
-              <w:t xml:space="preserve">마케팅 성과</w:t>
+              <w:t xml:space="preserve">마케팅 성과 (제품)</w:t>
             </w:r>
           </w:p>
         </w:tc>
@@ -3059,7 +3076,7 @@
                 <w:sz w:val="18"/>
                 <w:szCs w:val="18"/>
               </w:rPr>
-              <w:t xml:space="preserve">광고·CRM·이벤트·바이럴 주간 성과 확인, 효율 개선 사항 정리</w:t>
+              <w:t xml:space="preserve">제품 관련 광고·CRM·바이럴 성과 확인, 효율 개선 사항 정리</w:t>
             </w:r>
           </w:p>
         </w:tc>
@@ -3091,8 +3108,8 @@
                 <w:b w:val="false"/>
                 <w:bCs w:val="false"/>
                 <w:color w:val="000000"/>
-                <w:sz w:val="19"/>
-                <w:szCs w:val="19"/>
+                <w:sz w:val="18"/>
+                <w:szCs w:val="18"/>
               </w:rPr>
               <w:t xml:space="preserve"/>
             </w:r>
@@ -3105,15 +3122,48 @@
         </w:trPr>
         <w:tc>
           <w:tcPr>
-            <w:tcW w:type="dxa" w:w="9638"/>
-            <w:gridSpan w:val="4"/>
-            <w:tcBorders>
-              <w:top w:val="single" w:color="7F7F7F" w:sz="4"/>
-              <w:left w:val="single" w:color="7F7F7F" w:sz="4"/>
-              <w:bottom w:val="single" w:color="7F7F7F" w:sz="4"/>
-              <w:right w:val="single" w:color="7F7F7F" w:sz="4"/>
-            </w:tcBorders>
-            <w:shd w:fill="F2F2F2" w:color="auto" w:val="clear"/>
+            <w:tcW w:type="dxa" w:w="900"/>
+            <w:tcBorders>
+              <w:top w:val="single" w:color="7F7F7F" w:sz="4"/>
+              <w:left w:val="single" w:color="7F7F7F" w:sz="4"/>
+              <w:bottom w:val="single" w:color="7F7F7F" w:sz="4"/>
+              <w:right w:val="single" w:color="7F7F7F" w:sz="4"/>
+            </w:tcBorders>
+            <w:tcMar>
+              <w:top w:type="dxa" w:w="60"/>
+              <w:left w:type="dxa" w:w="90"/>
+              <w:bottom w:type="dxa" w:w="60"/>
+              <w:right w:type="dxa" w:w="90"/>
+            </w:tcMar>
+            <w:vAlign w:val="center"/>
+          </w:tcPr>
+          <w:p>
+            <w:pPr>
+              <w:spacing w:after="0" w:before="0" w:line="250"/>
+              <w:jc w:val="center"/>
+            </w:pPr>
+            <w:r>
+              <w:rPr>
+                <w:rFonts w:ascii="맑은 고딕" w:cs="맑은 고딕" w:eastAsia="맑은 고딕" w:hAnsi="맑은 고딕"/>
+                <w:b w:val="false"/>
+                <w:bCs w:val="false"/>
+                <w:color w:val="000000"/>
+                <w:sz w:val="22"/>
+                <w:szCs w:val="22"/>
+              </w:rPr>
+              <w:t xml:space="preserve">☐</w:t>
+            </w:r>
+          </w:p>
+        </w:tc>
+        <w:tc>
+          <w:tcPr>
+            <w:tcW w:type="dxa" w:w="2300"/>
+            <w:tcBorders>
+              <w:top w:val="single" w:color="7F7F7F" w:sz="4"/>
+              <w:left w:val="single" w:color="7F7F7F" w:sz="4"/>
+              <w:bottom w:val="single" w:color="7F7F7F" w:sz="4"/>
+              <w:right w:val="single" w:color="7F7F7F" w:sz="4"/>
+            </w:tcBorders>
             <w:tcMar>
               <w:top w:type="dxa" w:w="60"/>
               <w:left w:type="dxa" w:w="90"/>
@@ -3136,7 +3186,77 @@
                 <w:sz w:val="18"/>
                 <w:szCs w:val="18"/>
               </w:rPr>
-              <w:t xml:space="preserve">구매팀 (재고·발주)</w:t>
+              <w:t xml:space="preserve">임박·부진 재고 연계 (협조)</w:t>
+            </w:r>
+          </w:p>
+        </w:tc>
+        <w:tc>
+          <w:tcPr>
+            <w:tcW w:type="dxa" w:w="5238"/>
+            <w:tcBorders>
+              <w:top w:val="single" w:color="7F7F7F" w:sz="4"/>
+              <w:left w:val="single" w:color="7F7F7F" w:sz="4"/>
+              <w:bottom w:val="single" w:color="7F7F7F" w:sz="4"/>
+              <w:right w:val="single" w:color="7F7F7F" w:sz="4"/>
+            </w:tcBorders>
+            <w:tcMar>
+              <w:top w:type="dxa" w:w="60"/>
+              <w:left w:type="dxa" w:w="90"/>
+              <w:bottom w:type="dxa" w:w="60"/>
+              <w:right w:type="dxa" w:w="90"/>
+            </w:tcMar>
+            <w:vAlign w:val="center"/>
+          </w:tcPr>
+          <w:p>
+            <w:pPr>
+              <w:spacing w:after="0" w:before="0" w:line="250"/>
+              <w:jc w:val="left"/>
+            </w:pPr>
+            <w:r>
+              <w:rPr>
+                <w:rFonts w:ascii="맑은 고딕" w:cs="맑은 고딕" w:eastAsia="맑은 고딕" w:hAnsi="맑은 고딕"/>
+                <w:b w:val="false"/>
+                <w:bCs w:val="false"/>
+                <w:color w:val="000000"/>
+                <w:sz w:val="18"/>
+                <w:szCs w:val="18"/>
+              </w:rPr>
+              <w:t xml:space="preserve">구매팀 재고 리스트 기준 판매 촉진 기획 후 NB/AMD에 판촉 적용 요청</w:t>
+            </w:r>
+          </w:p>
+        </w:tc>
+        <w:tc>
+          <w:tcPr>
+            <w:tcW w:type="dxa" w:w="1200"/>
+            <w:tcBorders>
+              <w:top w:val="single" w:color="7F7F7F" w:sz="4"/>
+              <w:left w:val="single" w:color="7F7F7F" w:sz="4"/>
+              <w:bottom w:val="single" w:color="7F7F7F" w:sz="4"/>
+              <w:right w:val="single" w:color="7F7F7F" w:sz="4"/>
+            </w:tcBorders>
+            <w:tcMar>
+              <w:top w:type="dxa" w:w="60"/>
+              <w:left w:type="dxa" w:w="90"/>
+              <w:bottom w:type="dxa" w:w="60"/>
+              <w:right w:type="dxa" w:w="90"/>
+            </w:tcMar>
+            <w:vAlign w:val="center"/>
+          </w:tcPr>
+          <w:p>
+            <w:pPr>
+              <w:spacing w:after="0" w:before="0" w:line="250"/>
+              <w:jc w:val="left"/>
+            </w:pPr>
+            <w:r>
+              <w:rPr>
+                <w:rFonts w:ascii="맑은 고딕" w:cs="맑은 고딕" w:eastAsia="맑은 고딕" w:hAnsi="맑은 고딕"/>
+                <w:b w:val="false"/>
+                <w:bCs w:val="false"/>
+                <w:color w:val="000000"/>
+                <w:sz w:val="18"/>
+                <w:szCs w:val="18"/>
+              </w:rPr>
+              <w:t xml:space="preserve"/>
             </w:r>
           </w:p>
         </w:tc>
@@ -3147,6 +3267,48 @@
         </w:trPr>
         <w:tc>
           <w:tcPr>
+            <w:tcW w:type="dxa" w:w="9638"/>
+            <w:gridSpan w:val="4"/>
+            <w:tcBorders>
+              <w:top w:val="single" w:color="7F7F7F" w:sz="4"/>
+              <w:left w:val="single" w:color="7F7F7F" w:sz="4"/>
+              <w:bottom w:val="single" w:color="7F7F7F" w:sz="4"/>
+              <w:right w:val="single" w:color="7F7F7F" w:sz="4"/>
+            </w:tcBorders>
+            <w:shd w:fill="F2F2F2" w:color="auto" w:val="clear"/>
+            <w:tcMar>
+              <w:top w:type="dxa" w:w="60"/>
+              <w:left w:type="dxa" w:w="90"/>
+              <w:bottom w:type="dxa" w:w="60"/>
+              <w:right w:type="dxa" w:w="90"/>
+            </w:tcMar>
+            <w:vAlign w:val="center"/>
+          </w:tcPr>
+          <w:p>
+            <w:pPr>
+              <w:spacing w:after="0" w:before="0" w:line="250"/>
+              <w:jc w:val="left"/>
+            </w:pPr>
+            <w:r>
+              <w:rPr>
+                <w:rFonts w:ascii="맑은 고딕" w:cs="맑은 고딕" w:eastAsia="맑은 고딕" w:hAnsi="맑은 고딕"/>
+                <w:b/>
+                <w:bCs/>
+                <w:color w:val="000000"/>
+                <w:sz w:val="18"/>
+                <w:szCs w:val="18"/>
+              </w:rPr>
+              <w:t xml:space="preserve">구매팀 (재고·발주)</w:t>
+            </w:r>
+          </w:p>
+        </w:tc>
+      </w:tr>
+      <w:tr>
+        <w:trPr>
+          <w:cantSplit/>
+        </w:trPr>
+        <w:tc>
+          <w:tcPr>
             <w:tcW w:type="dxa" w:w="900"/>
             <w:tcBorders>
               <w:top w:val="single" w:color="7F7F7F" w:sz="4"/>
@@ -3246,7 +3408,7 @@
                 <w:sz w:val="18"/>
                 <w:szCs w:val="18"/>
               </w:rPr>
-              <w:t xml:space="preserve">임박·부진 재고 현황 정리 후 상품기획팀에 리스트 전달</w:t>
+              <w:t xml:space="preserve">임박·부진 재고 현황 정리 후 상품기획팀·NB/AMD에 전달</w:t>
             </w:r>
           </w:p>
         </w:tc>
@@ -3278,8 +3440,8 @@
                 <w:b w:val="false"/>
                 <w:bCs w:val="false"/>
                 <w:color w:val="000000"/>
-                <w:sz w:val="19"/>
-                <w:szCs w:val="19"/>
+                <w:sz w:val="18"/>
+                <w:szCs w:val="18"/>
               </w:rPr>
               <w:t xml:space="preserve"/>
             </w:r>
@@ -3601,7 +3763,7 @@
                 <w:sz w:val="18"/>
                 <w:szCs w:val="18"/>
               </w:rPr>
-              <w:t xml:space="preserve">월간 매출·실적 보고</w:t>
+              <w:t xml:space="preserve">월간 매출 분석</w:t>
             </w:r>
           </w:p>
         </w:tc>
@@ -3636,7 +3798,7 @@
                 <w:sz w:val="18"/>
                 <w:szCs w:val="18"/>
               </w:rPr>
-              <w:t xml:space="preserve">월 매출 데이터 추출·분석, 채널별 수익성·프로모션 성과, 운영 실적 보고자료 작성 (월 1회)</w:t>
+              <w:t xml:space="preserve">월 매출 데이터 추출·분석·보고, 이벤트·프로모션 매출 성과 정리</w:t>
             </w:r>
           </w:p>
         </w:tc>
@@ -3668,8 +3830,8 @@
                 <w:b w:val="false"/>
                 <w:bCs w:val="false"/>
                 <w:color w:val="000000"/>
-                <w:sz w:val="19"/>
-                <w:szCs w:val="19"/>
+                <w:sz w:val="18"/>
+                <w:szCs w:val="18"/>
               </w:rPr>
               <w:t xml:space="preserve"/>
             </w:r>
@@ -3830,8 +3992,8 @@
                 <w:b w:val="false"/>
                 <w:bCs w:val="false"/>
                 <w:color w:val="000000"/>
-                <w:sz w:val="19"/>
-                <w:szCs w:val="19"/>
+                <w:sz w:val="18"/>
+                <w:szCs w:val="18"/>
               </w:rPr>
               <w:t xml:space="preserve"/>
             </w:r>
@@ -3950,7 +4112,7 @@
                 <w:sz w:val="18"/>
                 <w:szCs w:val="18"/>
               </w:rPr>
-              <w:t xml:space="preserve">성과·손익 분석</w:t>
+              <w:t xml:space="preserve">판매·손익 분석</w:t>
             </w:r>
           </w:p>
         </w:tc>
@@ -3985,7 +4147,7 @@
                 <w:sz w:val="18"/>
                 <w:szCs w:val="18"/>
               </w:rPr>
-              <w:t xml:space="preserve">제품별·기간별 판매 추이·상품 손익분석, 프로모션 성과 집계</w:t>
+              <w:t xml:space="preserve">제품별·기간별 판매 추이·매출 분석, 상품 손익분석, 프로모션 성과 집계</w:t>
             </w:r>
           </w:p>
         </w:tc>
@@ -4017,8 +4179,8 @@
                 <w:b w:val="false"/>
                 <w:bCs w:val="false"/>
                 <w:color w:val="000000"/>
-                <w:sz w:val="19"/>
-                <w:szCs w:val="19"/>
+                <w:sz w:val="18"/>
+                <w:szCs w:val="18"/>
               </w:rPr>
               <w:t xml:space="preserve"/>
             </w:r>
@@ -4031,48 +4193,15 @@
         </w:trPr>
         <w:tc>
           <w:tcPr>
-            <w:tcW w:type="dxa" w:w="900"/>
-            <w:tcBorders>
-              <w:top w:val="single" w:color="7F7F7F" w:sz="4"/>
-              <w:left w:val="single" w:color="7F7F7F" w:sz="4"/>
-              <w:bottom w:val="single" w:color="7F7F7F" w:sz="4"/>
-              <w:right w:val="single" w:color="7F7F7F" w:sz="4"/>
-            </w:tcBorders>
-            <w:tcMar>
-              <w:top w:type="dxa" w:w="60"/>
-              <w:left w:type="dxa" w:w="90"/>
-              <w:bottom w:type="dxa" w:w="60"/>
-              <w:right w:type="dxa" w:w="90"/>
-            </w:tcMar>
-            <w:vAlign w:val="center"/>
-          </w:tcPr>
-          <w:p>
-            <w:pPr>
-              <w:spacing w:after="0" w:before="0" w:line="250"/>
-              <w:jc w:val="center"/>
-            </w:pPr>
-            <w:r>
-              <w:rPr>
-                <w:rFonts w:ascii="맑은 고딕" w:cs="맑은 고딕" w:eastAsia="맑은 고딕" w:hAnsi="맑은 고딕"/>
-                <w:b w:val="false"/>
-                <w:bCs w:val="false"/>
-                <w:color w:val="000000"/>
-                <w:sz w:val="22"/>
-                <w:szCs w:val="22"/>
-              </w:rPr>
-              <w:t xml:space="preserve">☐</w:t>
-            </w:r>
-          </w:p>
-        </w:tc>
-        <w:tc>
-          <w:tcPr>
-            <w:tcW w:type="dxa" w:w="2300"/>
-            <w:tcBorders>
-              <w:top w:val="single" w:color="7F7F7F" w:sz="4"/>
-              <w:left w:val="single" w:color="7F7F7F" w:sz="4"/>
-              <w:bottom w:val="single" w:color="7F7F7F" w:sz="4"/>
-              <w:right w:val="single" w:color="7F7F7F" w:sz="4"/>
-            </w:tcBorders>
+            <w:tcW w:type="dxa" w:w="9638"/>
+            <w:gridSpan w:val="4"/>
+            <w:tcBorders>
+              <w:top w:val="single" w:color="7F7F7F" w:sz="4"/>
+              <w:left w:val="single" w:color="7F7F7F" w:sz="4"/>
+              <w:bottom w:val="single" w:color="7F7F7F" w:sz="4"/>
+              <w:right w:val="single" w:color="7F7F7F" w:sz="4"/>
+            </w:tcBorders>
+            <w:shd w:fill="F2F2F2" w:color="auto" w:val="clear"/>
             <w:tcMar>
               <w:top w:type="dxa" w:w="60"/>
               <w:left w:type="dxa" w:w="90"/>
@@ -4095,77 +4224,7 @@
                 <w:sz w:val="18"/>
                 <w:szCs w:val="18"/>
               </w:rPr>
-              <w:t xml:space="preserve">운영 실적 자료 제출</w:t>
-            </w:r>
-          </w:p>
-        </w:tc>
-        <w:tc>
-          <w:tcPr>
-            <w:tcW w:type="dxa" w:w="5238"/>
-            <w:tcBorders>
-              <w:top w:val="single" w:color="7F7F7F" w:sz="4"/>
-              <w:left w:val="single" w:color="7F7F7F" w:sz="4"/>
-              <w:bottom w:val="single" w:color="7F7F7F" w:sz="4"/>
-              <w:right w:val="single" w:color="7F7F7F" w:sz="4"/>
-            </w:tcBorders>
-            <w:tcMar>
-              <w:top w:type="dxa" w:w="60"/>
-              <w:left w:type="dxa" w:w="90"/>
-              <w:bottom w:type="dxa" w:w="60"/>
-              <w:right w:type="dxa" w:w="90"/>
-            </w:tcMar>
-            <w:vAlign w:val="center"/>
-          </w:tcPr>
-          <w:p>
-            <w:pPr>
-              <w:spacing w:after="0" w:before="0" w:line="250"/>
-              <w:jc w:val="left"/>
-            </w:pPr>
-            <w:r>
-              <w:rPr>
-                <w:rFonts w:ascii="맑은 고딕" w:cs="맑은 고딕" w:eastAsia="맑은 고딕" w:hAnsi="맑은 고딕"/>
-                <w:b w:val="false"/>
-                <w:bCs w:val="false"/>
-                <w:color w:val="000000"/>
-                <w:sz w:val="18"/>
-                <w:szCs w:val="18"/>
-              </w:rPr>
-              <w:t xml:space="preserve">월간 보고용 팀 실적·이슈 NB/AMD에 제출</w:t>
-            </w:r>
-          </w:p>
-        </w:tc>
-        <w:tc>
-          <w:tcPr>
-            <w:tcW w:type="dxa" w:w="1200"/>
-            <w:tcBorders>
-              <w:top w:val="single" w:color="7F7F7F" w:sz="4"/>
-              <w:left w:val="single" w:color="7F7F7F" w:sz="4"/>
-              <w:bottom w:val="single" w:color="7F7F7F" w:sz="4"/>
-              <w:right w:val="single" w:color="7F7F7F" w:sz="4"/>
-            </w:tcBorders>
-            <w:tcMar>
-              <w:top w:type="dxa" w:w="60"/>
-              <w:left w:type="dxa" w:w="90"/>
-              <w:bottom w:type="dxa" w:w="60"/>
-              <w:right w:type="dxa" w:w="90"/>
-            </w:tcMar>
-            <w:vAlign w:val="center"/>
-          </w:tcPr>
-          <w:p>
-            <w:pPr>
-              <w:spacing w:after="0" w:before="0" w:line="250"/>
-              <w:jc w:val="left"/>
-            </w:pPr>
-            <w:r>
-              <w:rPr>
-                <w:rFonts w:ascii="맑은 고딕" w:cs="맑은 고딕" w:eastAsia="맑은 고딕" w:hAnsi="맑은 고딕"/>
-                <w:b w:val="false"/>
-                <w:bCs w:val="false"/>
-                <w:color w:val="000000"/>
-                <w:sz w:val="19"/>
-                <w:szCs w:val="19"/>
-              </w:rPr>
-              <w:t xml:space="preserve"/>
+              <w:t xml:space="preserve">C&amp;P팀 (고객·배송)</w:t>
             </w:r>
           </w:p>
         </w:tc>
@@ -4176,15 +4235,48 @@
         </w:trPr>
         <w:tc>
           <w:tcPr>
-            <w:tcW w:type="dxa" w:w="9638"/>
-            <w:gridSpan w:val="4"/>
-            <w:tcBorders>
-              <w:top w:val="single" w:color="7F7F7F" w:sz="4"/>
-              <w:left w:val="single" w:color="7F7F7F" w:sz="4"/>
-              <w:bottom w:val="single" w:color="7F7F7F" w:sz="4"/>
-              <w:right w:val="single" w:color="7F7F7F" w:sz="4"/>
-            </w:tcBorders>
-            <w:shd w:fill="F2F2F2" w:color="auto" w:val="clear"/>
+            <w:tcW w:type="dxa" w:w="900"/>
+            <w:tcBorders>
+              <w:top w:val="single" w:color="7F7F7F" w:sz="4"/>
+              <w:left w:val="single" w:color="7F7F7F" w:sz="4"/>
+              <w:bottom w:val="single" w:color="7F7F7F" w:sz="4"/>
+              <w:right w:val="single" w:color="7F7F7F" w:sz="4"/>
+            </w:tcBorders>
+            <w:tcMar>
+              <w:top w:type="dxa" w:w="60"/>
+              <w:left w:type="dxa" w:w="90"/>
+              <w:bottom w:type="dxa" w:w="60"/>
+              <w:right w:type="dxa" w:w="90"/>
+            </w:tcMar>
+            <w:vAlign w:val="center"/>
+          </w:tcPr>
+          <w:p>
+            <w:pPr>
+              <w:spacing w:after="0" w:before="0" w:line="250"/>
+              <w:jc w:val="center"/>
+            </w:pPr>
+            <w:r>
+              <w:rPr>
+                <w:rFonts w:ascii="맑은 고딕" w:cs="맑은 고딕" w:eastAsia="맑은 고딕" w:hAnsi="맑은 고딕"/>
+                <w:b w:val="false"/>
+                <w:bCs w:val="false"/>
+                <w:color w:val="000000"/>
+                <w:sz w:val="22"/>
+                <w:szCs w:val="22"/>
+              </w:rPr>
+              <w:t xml:space="preserve">☐</w:t>
+            </w:r>
+          </w:p>
+        </w:tc>
+        <w:tc>
+          <w:tcPr>
+            <w:tcW w:type="dxa" w:w="2300"/>
+            <w:tcBorders>
+              <w:top w:val="single" w:color="7F7F7F" w:sz="4"/>
+              <w:left w:val="single" w:color="7F7F7F" w:sz="4"/>
+              <w:bottom w:val="single" w:color="7F7F7F" w:sz="4"/>
+              <w:right w:val="single" w:color="7F7F7F" w:sz="4"/>
+            </w:tcBorders>
             <w:tcMar>
               <w:top w:type="dxa" w:w="60"/>
               <w:left w:type="dxa" w:w="90"/>
@@ -4207,82 +4299,7 @@
                 <w:sz w:val="18"/>
                 <w:szCs w:val="18"/>
               </w:rPr>
-              <w:t xml:space="preserve">구매팀 (재고·발주)</w:t>
-            </w:r>
-          </w:p>
-        </w:tc>
-      </w:tr>
-      <w:tr>
-        <w:trPr>
-          <w:cantSplit/>
-        </w:trPr>
-        <w:tc>
-          <w:tcPr>
-            <w:tcW w:type="dxa" w:w="900"/>
-            <w:tcBorders>
-              <w:top w:val="single" w:color="7F7F7F" w:sz="4"/>
-              <w:left w:val="single" w:color="7F7F7F" w:sz="4"/>
-              <w:bottom w:val="single" w:color="7F7F7F" w:sz="4"/>
-              <w:right w:val="single" w:color="7F7F7F" w:sz="4"/>
-            </w:tcBorders>
-            <w:tcMar>
-              <w:top w:type="dxa" w:w="60"/>
-              <w:left w:type="dxa" w:w="90"/>
-              <w:bottom w:type="dxa" w:w="60"/>
-              <w:right w:type="dxa" w:w="90"/>
-            </w:tcMar>
-            <w:vAlign w:val="center"/>
-          </w:tcPr>
-          <w:p>
-            <w:pPr>
-              <w:spacing w:after="0" w:before="0" w:line="250"/>
-              <w:jc w:val="center"/>
-            </w:pPr>
-            <w:r>
-              <w:rPr>
-                <w:rFonts w:ascii="맑은 고딕" w:cs="맑은 고딕" w:eastAsia="맑은 고딕" w:hAnsi="맑은 고딕"/>
-                <w:b w:val="false"/>
-                <w:bCs w:val="false"/>
-                <w:color w:val="000000"/>
-                <w:sz w:val="22"/>
-                <w:szCs w:val="22"/>
-              </w:rPr>
-              <w:t xml:space="preserve">☐</w:t>
-            </w:r>
-          </w:p>
-        </w:tc>
-        <w:tc>
-          <w:tcPr>
-            <w:tcW w:type="dxa" w:w="2300"/>
-            <w:tcBorders>
-              <w:top w:val="single" w:color="7F7F7F" w:sz="4"/>
-              <w:left w:val="single" w:color="7F7F7F" w:sz="4"/>
-              <w:bottom w:val="single" w:color="7F7F7F" w:sz="4"/>
-              <w:right w:val="single" w:color="7F7F7F" w:sz="4"/>
-            </w:tcBorders>
-            <w:tcMar>
-              <w:top w:type="dxa" w:w="60"/>
-              <w:left w:type="dxa" w:w="90"/>
-              <w:bottom w:type="dxa" w:w="60"/>
-              <w:right w:type="dxa" w:w="90"/>
-            </w:tcMar>
-            <w:vAlign w:val="center"/>
-          </w:tcPr>
-          <w:p>
-            <w:pPr>
-              <w:spacing w:after="0" w:before="0" w:line="250"/>
-              <w:jc w:val="left"/>
-            </w:pPr>
-            <w:r>
-              <w:rPr>
-                <w:rFonts w:ascii="맑은 고딕" w:cs="맑은 고딕" w:eastAsia="맑은 고딕" w:hAnsi="맑은 고딕"/>
-                <w:b/>
-                <w:bCs/>
-                <w:color w:val="000000"/>
-                <w:sz w:val="18"/>
-                <w:szCs w:val="18"/>
-              </w:rPr>
-              <w:t xml:space="preserve">운영 실적 자료 제출</w:t>
+              <w:t xml:space="preserve">쿠폰·회원 혜택</w:t>
             </w:r>
           </w:p>
         </w:tc>
@@ -4317,7 +4334,7 @@
                 <w:sz w:val="18"/>
                 <w:szCs w:val="18"/>
               </w:rPr>
-              <w:t xml:space="preserve">월간 보고용 팀 실적·이슈 NB/AMD에 제출</w:t>
+              <w:t xml:space="preserve">쿠폰·회원 혜택 현황 확인, 상반기·하반기 회원 등급 변경 시기 확인</w:t>
             </w:r>
           </w:p>
         </w:tc>
@@ -4349,340 +4366,8 @@
                 <w:b w:val="false"/>
                 <w:bCs w:val="false"/>
                 <w:color w:val="000000"/>
-                <w:sz w:val="19"/>
-                <w:szCs w:val="19"/>
-              </w:rPr>
-              <w:t xml:space="preserve"/>
-            </w:r>
-          </w:p>
-        </w:tc>
-      </w:tr>
-      <w:tr>
-        <w:trPr>
-          <w:cantSplit/>
-        </w:trPr>
-        <w:tc>
-          <w:tcPr>
-            <w:tcW w:type="dxa" w:w="9638"/>
-            <w:gridSpan w:val="4"/>
-            <w:tcBorders>
-              <w:top w:val="single" w:color="7F7F7F" w:sz="4"/>
-              <w:left w:val="single" w:color="7F7F7F" w:sz="4"/>
-              <w:bottom w:val="single" w:color="7F7F7F" w:sz="4"/>
-              <w:right w:val="single" w:color="7F7F7F" w:sz="4"/>
-            </w:tcBorders>
-            <w:shd w:fill="F2F2F2" w:color="auto" w:val="clear"/>
-            <w:tcMar>
-              <w:top w:type="dxa" w:w="60"/>
-              <w:left w:type="dxa" w:w="90"/>
-              <w:bottom w:type="dxa" w:w="60"/>
-              <w:right w:type="dxa" w:w="90"/>
-            </w:tcMar>
-            <w:vAlign w:val="center"/>
-          </w:tcPr>
-          <w:p>
-            <w:pPr>
-              <w:spacing w:after="0" w:before="0" w:line="250"/>
-              <w:jc w:val="left"/>
-            </w:pPr>
-            <w:r>
-              <w:rPr>
-                <w:rFonts w:ascii="맑은 고딕" w:cs="맑은 고딕" w:eastAsia="맑은 고딕" w:hAnsi="맑은 고딕"/>
-                <w:b/>
-                <w:bCs/>
-                <w:color w:val="000000"/>
-                <w:sz w:val="18"/>
-                <w:szCs w:val="18"/>
-              </w:rPr>
-              <w:t xml:space="preserve">C&amp;P팀 (고객·배송)</w:t>
-            </w:r>
-          </w:p>
-        </w:tc>
-      </w:tr>
-      <w:tr>
-        <w:trPr>
-          <w:cantSplit/>
-        </w:trPr>
-        <w:tc>
-          <w:tcPr>
-            <w:tcW w:type="dxa" w:w="900"/>
-            <w:tcBorders>
-              <w:top w:val="single" w:color="7F7F7F" w:sz="4"/>
-              <w:left w:val="single" w:color="7F7F7F" w:sz="4"/>
-              <w:bottom w:val="single" w:color="7F7F7F" w:sz="4"/>
-              <w:right w:val="single" w:color="7F7F7F" w:sz="4"/>
-            </w:tcBorders>
-            <w:tcMar>
-              <w:top w:type="dxa" w:w="60"/>
-              <w:left w:type="dxa" w:w="90"/>
-              <w:bottom w:type="dxa" w:w="60"/>
-              <w:right w:type="dxa" w:w="90"/>
-            </w:tcMar>
-            <w:vAlign w:val="center"/>
-          </w:tcPr>
-          <w:p>
-            <w:pPr>
-              <w:spacing w:after="0" w:before="0" w:line="250"/>
-              <w:jc w:val="center"/>
-            </w:pPr>
-            <w:r>
-              <w:rPr>
-                <w:rFonts w:ascii="맑은 고딕" w:cs="맑은 고딕" w:eastAsia="맑은 고딕" w:hAnsi="맑은 고딕"/>
-                <w:b w:val="false"/>
-                <w:bCs w:val="false"/>
-                <w:color w:val="000000"/>
-                <w:sz w:val="22"/>
-                <w:szCs w:val="22"/>
-              </w:rPr>
-              <w:t xml:space="preserve">☐</w:t>
-            </w:r>
-          </w:p>
-        </w:tc>
-        <w:tc>
-          <w:tcPr>
-            <w:tcW w:type="dxa" w:w="2300"/>
-            <w:tcBorders>
-              <w:top w:val="single" w:color="7F7F7F" w:sz="4"/>
-              <w:left w:val="single" w:color="7F7F7F" w:sz="4"/>
-              <w:bottom w:val="single" w:color="7F7F7F" w:sz="4"/>
-              <w:right w:val="single" w:color="7F7F7F" w:sz="4"/>
-            </w:tcBorders>
-            <w:tcMar>
-              <w:top w:type="dxa" w:w="60"/>
-              <w:left w:type="dxa" w:w="90"/>
-              <w:bottom w:type="dxa" w:w="60"/>
-              <w:right w:type="dxa" w:w="90"/>
-            </w:tcMar>
-            <w:vAlign w:val="center"/>
-          </w:tcPr>
-          <w:p>
-            <w:pPr>
-              <w:spacing w:after="0" w:before="0" w:line="250"/>
-              <w:jc w:val="left"/>
-            </w:pPr>
-            <w:r>
-              <w:rPr>
-                <w:rFonts w:ascii="맑은 고딕" w:cs="맑은 고딕" w:eastAsia="맑은 고딕" w:hAnsi="맑은 고딕"/>
-                <w:b/>
-                <w:bCs/>
-                <w:color w:val="000000"/>
-                <w:sz w:val="18"/>
-                <w:szCs w:val="18"/>
-              </w:rPr>
-              <w:t xml:space="preserve">쿠폰·회원 혜택</w:t>
-            </w:r>
-          </w:p>
-        </w:tc>
-        <w:tc>
-          <w:tcPr>
-            <w:tcW w:type="dxa" w:w="5238"/>
-            <w:tcBorders>
-              <w:top w:val="single" w:color="7F7F7F" w:sz="4"/>
-              <w:left w:val="single" w:color="7F7F7F" w:sz="4"/>
-              <w:bottom w:val="single" w:color="7F7F7F" w:sz="4"/>
-              <w:right w:val="single" w:color="7F7F7F" w:sz="4"/>
-            </w:tcBorders>
-            <w:tcMar>
-              <w:top w:type="dxa" w:w="60"/>
-              <w:left w:type="dxa" w:w="90"/>
-              <w:bottom w:type="dxa" w:w="60"/>
-              <w:right w:type="dxa" w:w="90"/>
-            </w:tcMar>
-            <w:vAlign w:val="center"/>
-          </w:tcPr>
-          <w:p>
-            <w:pPr>
-              <w:spacing w:after="0" w:before="0" w:line="250"/>
-              <w:jc w:val="left"/>
-            </w:pPr>
-            <w:r>
-              <w:rPr>
-                <w:rFonts w:ascii="맑은 고딕" w:cs="맑은 고딕" w:eastAsia="맑은 고딕" w:hAnsi="맑은 고딕"/>
-                <w:b w:val="false"/>
-                <w:bCs w:val="false"/>
-                <w:color w:val="000000"/>
-                <w:sz w:val="18"/>
-                <w:szCs w:val="18"/>
-              </w:rPr>
-              <w:t xml:space="preserve">쿠폰·회원 혜택 현황 확인, 상반기·하반기 회원 등급 변경 시기 확인</w:t>
-            </w:r>
-          </w:p>
-        </w:tc>
-        <w:tc>
-          <w:tcPr>
-            <w:tcW w:type="dxa" w:w="1200"/>
-            <w:tcBorders>
-              <w:top w:val="single" w:color="7F7F7F" w:sz="4"/>
-              <w:left w:val="single" w:color="7F7F7F" w:sz="4"/>
-              <w:bottom w:val="single" w:color="7F7F7F" w:sz="4"/>
-              <w:right w:val="single" w:color="7F7F7F" w:sz="4"/>
-            </w:tcBorders>
-            <w:tcMar>
-              <w:top w:type="dxa" w:w="60"/>
-              <w:left w:type="dxa" w:w="90"/>
-              <w:bottom w:type="dxa" w:w="60"/>
-              <w:right w:type="dxa" w:w="90"/>
-            </w:tcMar>
-            <w:vAlign w:val="center"/>
-          </w:tcPr>
-          <w:p>
-            <w:pPr>
-              <w:spacing w:after="0" w:before="0" w:line="250"/>
-              <w:jc w:val="left"/>
-            </w:pPr>
-            <w:r>
-              <w:rPr>
-                <w:rFonts w:ascii="맑은 고딕" w:cs="맑은 고딕" w:eastAsia="맑은 고딕" w:hAnsi="맑은 고딕"/>
-                <w:b w:val="false"/>
-                <w:bCs w:val="false"/>
-                <w:color w:val="000000"/>
-                <w:sz w:val="19"/>
-                <w:szCs w:val="19"/>
-              </w:rPr>
-              <w:t xml:space="preserve"/>
-            </w:r>
-          </w:p>
-        </w:tc>
-      </w:tr>
-      <w:tr>
-        <w:trPr>
-          <w:cantSplit/>
-        </w:trPr>
-        <w:tc>
-          <w:tcPr>
-            <w:tcW w:type="dxa" w:w="900"/>
-            <w:tcBorders>
-              <w:top w:val="single" w:color="7F7F7F" w:sz="4"/>
-              <w:left w:val="single" w:color="7F7F7F" w:sz="4"/>
-              <w:bottom w:val="single" w:color="7F7F7F" w:sz="4"/>
-              <w:right w:val="single" w:color="7F7F7F" w:sz="4"/>
-            </w:tcBorders>
-            <w:tcMar>
-              <w:top w:type="dxa" w:w="60"/>
-              <w:left w:type="dxa" w:w="90"/>
-              <w:bottom w:type="dxa" w:w="60"/>
-              <w:right w:type="dxa" w:w="90"/>
-            </w:tcMar>
-            <w:vAlign w:val="center"/>
-          </w:tcPr>
-          <w:p>
-            <w:pPr>
-              <w:spacing w:after="0" w:before="0" w:line="250"/>
-              <w:jc w:val="center"/>
-            </w:pPr>
-            <w:r>
-              <w:rPr>
-                <w:rFonts w:ascii="맑은 고딕" w:cs="맑은 고딕" w:eastAsia="맑은 고딕" w:hAnsi="맑은 고딕"/>
-                <w:b w:val="false"/>
-                <w:bCs w:val="false"/>
-                <w:color w:val="000000"/>
-                <w:sz w:val="22"/>
-                <w:szCs w:val="22"/>
-              </w:rPr>
-              <w:t xml:space="preserve">☐</w:t>
-            </w:r>
-          </w:p>
-        </w:tc>
-        <w:tc>
-          <w:tcPr>
-            <w:tcW w:type="dxa" w:w="2300"/>
-            <w:tcBorders>
-              <w:top w:val="single" w:color="7F7F7F" w:sz="4"/>
-              <w:left w:val="single" w:color="7F7F7F" w:sz="4"/>
-              <w:bottom w:val="single" w:color="7F7F7F" w:sz="4"/>
-              <w:right w:val="single" w:color="7F7F7F" w:sz="4"/>
-            </w:tcBorders>
-            <w:tcMar>
-              <w:top w:type="dxa" w:w="60"/>
-              <w:left w:type="dxa" w:w="90"/>
-              <w:bottom w:type="dxa" w:w="60"/>
-              <w:right w:type="dxa" w:w="90"/>
-            </w:tcMar>
-            <w:vAlign w:val="center"/>
-          </w:tcPr>
-          <w:p>
-            <w:pPr>
-              <w:spacing w:after="0" w:before="0" w:line="250"/>
-              <w:jc w:val="left"/>
-            </w:pPr>
-            <w:r>
-              <w:rPr>
-                <w:rFonts w:ascii="맑은 고딕" w:cs="맑은 고딕" w:eastAsia="맑은 고딕" w:hAnsi="맑은 고딕"/>
-                <w:b/>
-                <w:bCs/>
-                <w:color w:val="000000"/>
-                <w:sz w:val="18"/>
-                <w:szCs w:val="18"/>
-              </w:rPr>
-              <w:t xml:space="preserve">운영 실적 자료 제출</w:t>
-            </w:r>
-          </w:p>
-        </w:tc>
-        <w:tc>
-          <w:tcPr>
-            <w:tcW w:type="dxa" w:w="5238"/>
-            <w:tcBorders>
-              <w:top w:val="single" w:color="7F7F7F" w:sz="4"/>
-              <w:left w:val="single" w:color="7F7F7F" w:sz="4"/>
-              <w:bottom w:val="single" w:color="7F7F7F" w:sz="4"/>
-              <w:right w:val="single" w:color="7F7F7F" w:sz="4"/>
-            </w:tcBorders>
-            <w:tcMar>
-              <w:top w:type="dxa" w:w="60"/>
-              <w:left w:type="dxa" w:w="90"/>
-              <w:bottom w:type="dxa" w:w="60"/>
-              <w:right w:type="dxa" w:w="90"/>
-            </w:tcMar>
-            <w:vAlign w:val="center"/>
-          </w:tcPr>
-          <w:p>
-            <w:pPr>
-              <w:spacing w:after="0" w:before="0" w:line="250"/>
-              <w:jc w:val="left"/>
-            </w:pPr>
-            <w:r>
-              <w:rPr>
-                <w:rFonts w:ascii="맑은 고딕" w:cs="맑은 고딕" w:eastAsia="맑은 고딕" w:hAnsi="맑은 고딕"/>
-                <w:b w:val="false"/>
-                <w:bCs w:val="false"/>
-                <w:color w:val="000000"/>
-                <w:sz w:val="18"/>
-                <w:szCs w:val="18"/>
-              </w:rPr>
-              <w:t xml:space="preserve">월간 보고용 팀 실적·이슈 NB/AMD에 제출</w:t>
-            </w:r>
-          </w:p>
-        </w:tc>
-        <w:tc>
-          <w:tcPr>
-            <w:tcW w:type="dxa" w:w="1200"/>
-            <w:tcBorders>
-              <w:top w:val="single" w:color="7F7F7F" w:sz="4"/>
-              <w:left w:val="single" w:color="7F7F7F" w:sz="4"/>
-              <w:bottom w:val="single" w:color="7F7F7F" w:sz="4"/>
-              <w:right w:val="single" w:color="7F7F7F" w:sz="4"/>
-            </w:tcBorders>
-            <w:tcMar>
-              <w:top w:type="dxa" w:w="60"/>
-              <w:left w:type="dxa" w:w="90"/>
-              <w:bottom w:type="dxa" w:w="60"/>
-              <w:right w:type="dxa" w:w="90"/>
-            </w:tcMar>
-            <w:vAlign w:val="center"/>
-          </w:tcPr>
-          <w:p>
-            <w:pPr>
-              <w:spacing w:after="0" w:before="0" w:line="250"/>
-              <w:jc w:val="left"/>
-            </w:pPr>
-            <w:r>
-              <w:rPr>
-                <w:rFonts w:ascii="맑은 고딕" w:cs="맑은 고딕" w:eastAsia="맑은 고딕" w:hAnsi="맑은 고딕"/>
-                <w:b w:val="false"/>
-                <w:bCs w:val="false"/>
-                <w:color w:val="000000"/>
-                <w:sz w:val="19"/>
-                <w:szCs w:val="19"/>
+                <w:sz w:val="18"/>
+                <w:szCs w:val="18"/>
               </w:rPr>
               <w:t xml:space="preserve"/>
             </w:r>
@@ -5023,7 +4708,7 @@
                 <w:sz w:val="18"/>
                 <w:szCs w:val="18"/>
               </w:rPr>
-              <w:t xml:space="preserve">시장조사·신제품 발굴·신상품 리스트, 옵션·세트·샘플 키트 구성, 제조사 협업(일정·단가·품질·납기)</w:t>
+              <w:t xml:space="preserve">시장 트렌드·타깃 조사, 신제품 발굴·신상품 리스트, 옵션·세트·샘플 키트 구성, 제조사 협업(일정·단가·납기)</w:t>
             </w:r>
           </w:p>
         </w:tc>
@@ -5055,8 +4740,8 @@
                 <w:b w:val="false"/>
                 <w:bCs w:val="false"/>
                 <w:color w:val="000000"/>
-                <w:sz w:val="19"/>
-                <w:szCs w:val="19"/>
+                <w:sz w:val="18"/>
+                <w:szCs w:val="18"/>
               </w:rPr>
               <w:t xml:space="preserve"/>
             </w:r>
@@ -5168,7 +4853,7 @@
                 <w:sz w:val="18"/>
                 <w:szCs w:val="18"/>
               </w:rPr>
-              <w:t xml:space="preserve">샘플 검토·테스트 결과, 샘플 대장 기록, 출시 여부 판단</w:t>
+              <w:t xml:space="preserve">샘플 검토·테스트, 샘플 대장 기록, 출시 여부 판단</w:t>
             </w:r>
           </w:p>
         </w:tc>
@@ -5200,8 +4885,8 @@
                 <w:b w:val="false"/>
                 <w:bCs w:val="false"/>
                 <w:color w:val="000000"/>
-                <w:sz w:val="19"/>
-                <w:szCs w:val="19"/>
+                <w:sz w:val="18"/>
+                <w:szCs w:val="18"/>
               </w:rPr>
               <w:t xml:space="preserve"/>
             </w:r>
@@ -5278,7 +4963,7 @@
                 <w:sz w:val="18"/>
                 <w:szCs w:val="18"/>
               </w:rPr>
-              <w:t xml:space="preserve">프로모션·마케팅</w:t>
+              <w:t xml:space="preserve">프로모션·마케팅 (제품)</w:t>
             </w:r>
           </w:p>
         </w:tc>
@@ -5313,7 +4998,7 @@
                 <w:sz w:val="18"/>
                 <w:szCs w:val="18"/>
               </w:rPr>
-              <w:t xml:space="preserve">리뷰 이벤트, 공구 파트너 섭외·조건 협의, CRM 발송·쿠폰, 바이럴 SNS 가이드 전달·일정</w:t>
+              <w:t xml:space="preserve">공구 파트너 섭외·조건 협의, 제품 관련 CRM·바이럴 SNS·SNS 채널 콘텐츠 기획·일정</w:t>
             </w:r>
           </w:p>
         </w:tc>
@@ -5345,8 +5030,8 @@
                 <w:b w:val="false"/>
                 <w:bCs w:val="false"/>
                 <w:color w:val="000000"/>
-                <w:sz w:val="19"/>
-                <w:szCs w:val="19"/>
+                <w:sz w:val="18"/>
+                <w:szCs w:val="18"/>
               </w:rPr>
               <w:t xml:space="preserve"/>
             </w:r>
@@ -5423,7 +5108,7 @@
                 <w:sz w:val="18"/>
                 <w:szCs w:val="18"/>
               </w:rPr>
-              <w:t xml:space="preserve">영업·행사</w:t>
+              <w:t xml:space="preserve">오프라인 행사</w:t>
             </w:r>
           </w:p>
         </w:tc>
@@ -5458,7 +5143,7 @@
                 <w:sz w:val="18"/>
                 <w:szCs w:val="18"/>
               </w:rPr>
-              <w:t xml:space="preserve">제안서·소개서 기획, 오프라인 행사·팝업 참여 준비 (영업팀 협업)</w:t>
+              <w:t xml:space="preserve">오프라인 행사·팝업 참여 기획·준비 (영업팀·NB/AMD 협업)</w:t>
             </w:r>
           </w:p>
         </w:tc>
@@ -5490,8 +5175,8 @@
                 <w:b w:val="false"/>
                 <w:bCs w:val="false"/>
                 <w:color w:val="000000"/>
-                <w:sz w:val="19"/>
-                <w:szCs w:val="19"/>
+                <w:sz w:val="18"/>
+                <w:szCs w:val="18"/>
               </w:rPr>
               <w:t xml:space="preserve"/>
             </w:r>
@@ -5662,7 +5347,7 @@
                 <w:sz w:val="18"/>
                 <w:szCs w:val="18"/>
               </w:rPr>
-              <w:t xml:space="preserve">배너·상세페이지(신제품·리뉴얼)·랜딩·광고 소재·소개서 디자인, SNS 콘텐츠 제작</w:t>
+              <w:t xml:space="preserve">배너·공지, 상품 상세페이지(신제품·리뉴얼), 회사소개서·제안서·랜딩·광고 소재·마케팅 이미지 제작</w:t>
             </w:r>
           </w:p>
         </w:tc>
@@ -5694,8 +5379,8 @@
                 <w:b w:val="false"/>
                 <w:bCs w:val="false"/>
                 <w:color w:val="000000"/>
-                <w:sz w:val="19"/>
-                <w:szCs w:val="19"/>
+                <w:sz w:val="18"/>
+                <w:szCs w:val="18"/>
               </w:rPr>
               <w:t xml:space="preserve"/>
             </w:r>
@@ -5824,7 +5509,7 @@
                 <w:sz w:val="18"/>
                 <w:szCs w:val="18"/>
               </w:rPr>
-              <w:t xml:space="preserve">UI·레이아웃 수정, 이벤트·회원혜택 페이지 게시글 등록, 경쟁사·타 사이트 벤치마킹</w:t>
+              <w:t xml:space="preserve">UI·레이아웃 수정, 이벤트·회원혜택 페이지 게시글 등록, 경쟁사·타 사이트 운영 벤치마킹</w:t>
             </w:r>
           </w:p>
         </w:tc>
@@ -5856,8 +5541,8 @@
                 <w:b w:val="false"/>
                 <w:bCs w:val="false"/>
                 <w:color w:val="000000"/>
-                <w:sz w:val="19"/>
-                <w:szCs w:val="19"/>
+                <w:sz w:val="18"/>
+                <w:szCs w:val="18"/>
               </w:rPr>
               <w:t xml:space="preserve"/>
             </w:r>
@@ -5870,15 +5555,65 @@
         </w:trPr>
         <w:tc>
           <w:tcPr>
-            <w:tcW w:type="dxa" w:w="9638"/>
-            <w:gridSpan w:val="4"/>
-            <w:tcBorders>
-              <w:top w:val="single" w:color="7F7F7F" w:sz="4"/>
-              <w:left w:val="single" w:color="7F7F7F" w:sz="4"/>
-              <w:bottom w:val="single" w:color="7F7F7F" w:sz="4"/>
-              <w:right w:val="single" w:color="7F7F7F" w:sz="4"/>
-            </w:tcBorders>
-            <w:shd w:fill="F2F2F2" w:color="auto" w:val="clear"/>
+            <w:tcW w:type="dxa" w:w="900"/>
+            <w:tcBorders>
+              <w:top w:val="single" w:color="7F7F7F" w:sz="4"/>
+              <w:left w:val="single" w:color="7F7F7F" w:sz="4"/>
+              <w:bottom w:val="single" w:color="7F7F7F" w:sz="4"/>
+              <w:right w:val="single" w:color="7F7F7F" w:sz="4"/>
+            </w:tcBorders>
+            <w:tcMar>
+              <w:top w:type="dxa" w:w="60"/>
+              <w:left w:type="dxa" w:w="90"/>
+              <w:bottom w:type="dxa" w:w="60"/>
+              <w:right w:type="dxa" w:w="90"/>
+            </w:tcMar>
+            <w:vAlign w:val="center"/>
+          </w:tcPr>
+          <w:p>
+            <w:pPr>
+              <w:spacing w:after="0" w:before="0" w:line="250"/>
+              <w:jc w:val="center"/>
+            </w:pPr>
+            <w:r>
+              <w:rPr>
+                <w:rFonts w:ascii="맑은 고딕" w:cs="맑은 고딕" w:eastAsia="맑은 고딕" w:hAnsi="맑은 고딕"/>
+                <w:b w:val="false"/>
+                <w:bCs w:val="false"/>
+                <w:color w:val="000000"/>
+                <w:sz w:val="18"/>
+                <w:szCs w:val="18"/>
+              </w:rPr>
+              <w:t xml:space="preserve">☐ NB</w:t>
+            </w:r>
+          </w:p>
+          <w:p>
+            <w:pPr>
+              <w:spacing w:after="0" w:before="0" w:line="250"/>
+              <w:jc w:val="center"/>
+            </w:pPr>
+            <w:r>
+              <w:rPr>
+                <w:rFonts w:ascii="맑은 고딕" w:cs="맑은 고딕" w:eastAsia="맑은 고딕" w:hAnsi="맑은 고딕"/>
+                <w:b w:val="false"/>
+                <w:bCs w:val="false"/>
+                <w:color w:val="000000"/>
+                <w:sz w:val="18"/>
+                <w:szCs w:val="18"/>
+              </w:rPr>
+              <w:t xml:space="preserve">☐ AMD</w:t>
+            </w:r>
+          </w:p>
+        </w:tc>
+        <w:tc>
+          <w:tcPr>
+            <w:tcW w:type="dxa" w:w="2300"/>
+            <w:tcBorders>
+              <w:top w:val="single" w:color="7F7F7F" w:sz="4"/>
+              <w:left w:val="single" w:color="7F7F7F" w:sz="4"/>
+              <w:bottom w:val="single" w:color="7F7F7F" w:sz="4"/>
+              <w:right w:val="single" w:color="7F7F7F" w:sz="4"/>
+            </w:tcBorders>
             <w:tcMar>
               <w:top w:type="dxa" w:w="60"/>
               <w:left w:type="dxa" w:w="90"/>
@@ -5901,7 +5636,77 @@
                 <w:sz w:val="18"/>
                 <w:szCs w:val="18"/>
               </w:rPr>
-              <w:t xml:space="preserve">C&amp;P팀 (고객·배송)</w:t>
+              <w:t xml:space="preserve">마케팅 (브랜드)</w:t>
+            </w:r>
+          </w:p>
+        </w:tc>
+        <w:tc>
+          <w:tcPr>
+            <w:tcW w:type="dxa" w:w="5238"/>
+            <w:tcBorders>
+              <w:top w:val="single" w:color="7F7F7F" w:sz="4"/>
+              <w:left w:val="single" w:color="7F7F7F" w:sz="4"/>
+              <w:bottom w:val="single" w:color="7F7F7F" w:sz="4"/>
+              <w:right w:val="single" w:color="7F7F7F" w:sz="4"/>
+            </w:tcBorders>
+            <w:tcMar>
+              <w:top w:type="dxa" w:w="60"/>
+              <w:left w:type="dxa" w:w="90"/>
+              <w:bottom w:type="dxa" w:w="60"/>
+              <w:right w:type="dxa" w:w="90"/>
+            </w:tcMar>
+            <w:vAlign w:val="center"/>
+          </w:tcPr>
+          <w:p>
+            <w:pPr>
+              <w:spacing w:after="0" w:before="0" w:line="250"/>
+              <w:jc w:val="left"/>
+            </w:pPr>
+            <w:r>
+              <w:rPr>
+                <w:rFonts w:ascii="맑은 고딕" w:cs="맑은 고딕" w:eastAsia="맑은 고딕" w:hAnsi="맑은 고딕"/>
+                <w:b w:val="false"/>
+                <w:bCs w:val="false"/>
+                <w:color w:val="000000"/>
+                <w:sz w:val="18"/>
+                <w:szCs w:val="18"/>
+              </w:rPr>
+              <w:t xml:space="preserve">브랜드 관련 CRM 메시지·바이럴 SNS 콘텐츠 기획·일정</w:t>
+            </w:r>
+          </w:p>
+        </w:tc>
+        <w:tc>
+          <w:tcPr>
+            <w:tcW w:type="dxa" w:w="1200"/>
+            <w:tcBorders>
+              <w:top w:val="single" w:color="7F7F7F" w:sz="4"/>
+              <w:left w:val="single" w:color="7F7F7F" w:sz="4"/>
+              <w:bottom w:val="single" w:color="7F7F7F" w:sz="4"/>
+              <w:right w:val="single" w:color="7F7F7F" w:sz="4"/>
+            </w:tcBorders>
+            <w:tcMar>
+              <w:top w:type="dxa" w:w="60"/>
+              <w:left w:type="dxa" w:w="90"/>
+              <w:bottom w:type="dxa" w:w="60"/>
+              <w:right w:type="dxa" w:w="90"/>
+            </w:tcMar>
+            <w:vAlign w:val="center"/>
+          </w:tcPr>
+          <w:p>
+            <w:pPr>
+              <w:spacing w:after="0" w:before="0" w:line="250"/>
+              <w:jc w:val="left"/>
+            </w:pPr>
+            <w:r>
+              <w:rPr>
+                <w:rFonts w:ascii="맑은 고딕" w:cs="맑은 고딕" w:eastAsia="맑은 고딕" w:hAnsi="맑은 고딕"/>
+                <w:b w:val="false"/>
+                <w:bCs w:val="false"/>
+                <w:color w:val="000000"/>
+                <w:sz w:val="18"/>
+                <w:szCs w:val="18"/>
+              </w:rPr>
+              <w:t xml:space="preserve"/>
             </w:r>
           </w:p>
         </w:tc>
@@ -5912,6 +5717,48 @@
         </w:trPr>
         <w:tc>
           <w:tcPr>
+            <w:tcW w:type="dxa" w:w="9638"/>
+            <w:gridSpan w:val="4"/>
+            <w:tcBorders>
+              <w:top w:val="single" w:color="7F7F7F" w:sz="4"/>
+              <w:left w:val="single" w:color="7F7F7F" w:sz="4"/>
+              <w:bottom w:val="single" w:color="7F7F7F" w:sz="4"/>
+              <w:right w:val="single" w:color="7F7F7F" w:sz="4"/>
+            </w:tcBorders>
+            <w:shd w:fill="F2F2F2" w:color="auto" w:val="clear"/>
+            <w:tcMar>
+              <w:top w:type="dxa" w:w="60"/>
+              <w:left w:type="dxa" w:w="90"/>
+              <w:bottom w:type="dxa" w:w="60"/>
+              <w:right w:type="dxa" w:w="90"/>
+            </w:tcMar>
+            <w:vAlign w:val="center"/>
+          </w:tcPr>
+          <w:p>
+            <w:pPr>
+              <w:spacing w:after="0" w:before="0" w:line="250"/>
+              <w:jc w:val="left"/>
+            </w:pPr>
+            <w:r>
+              <w:rPr>
+                <w:rFonts w:ascii="맑은 고딕" w:cs="맑은 고딕" w:eastAsia="맑은 고딕" w:hAnsi="맑은 고딕"/>
+                <w:b/>
+                <w:bCs/>
+                <w:color w:val="000000"/>
+                <w:sz w:val="18"/>
+                <w:szCs w:val="18"/>
+              </w:rPr>
+              <w:t xml:space="preserve">C&amp;P팀 (고객·배송)</w:t>
+            </w:r>
+          </w:p>
+        </w:tc>
+      </w:tr>
+      <w:tr>
+        <w:trPr>
+          <w:cantSplit/>
+        </w:trPr>
+        <w:tc>
+          <w:tcPr>
             <w:tcW w:type="dxa" w:w="900"/>
             <w:tcBorders>
               <w:top w:val="single" w:color="7F7F7F" w:sz="4"/>
@@ -6011,7 +5858,7 @@
                 <w:sz w:val="18"/>
                 <w:szCs w:val="18"/>
               </w:rPr>
-              <w:t xml:space="preserve">이벤트 당첨자 선정·혜택 발송 (상품기획팀 이벤트 기준 확인 후 진행)</w:t>
+              <w:t xml:space="preserve">이벤트 당첨자 선정·혜택 발송 (이벤트 기준·혜택 내용 확인 후 진행)</w:t>
             </w:r>
           </w:p>
         </w:tc>
@@ -6043,8 +5890,153 @@
                 <w:b w:val="false"/>
                 <w:bCs w:val="false"/>
                 <w:color w:val="000000"/>
-                <w:sz w:val="19"/>
-                <w:szCs w:val="19"/>
+                <w:sz w:val="18"/>
+                <w:szCs w:val="18"/>
+              </w:rPr>
+              <w:t xml:space="preserve"/>
+            </w:r>
+          </w:p>
+        </w:tc>
+      </w:tr>
+      <w:tr>
+        <w:trPr>
+          <w:cantSplit/>
+        </w:trPr>
+        <w:tc>
+          <w:tcPr>
+            <w:tcW w:type="dxa" w:w="900"/>
+            <w:tcBorders>
+              <w:top w:val="single" w:color="7F7F7F" w:sz="4"/>
+              <w:left w:val="single" w:color="7F7F7F" w:sz="4"/>
+              <w:bottom w:val="single" w:color="7F7F7F" w:sz="4"/>
+              <w:right w:val="single" w:color="7F7F7F" w:sz="4"/>
+            </w:tcBorders>
+            <w:tcMar>
+              <w:top w:type="dxa" w:w="60"/>
+              <w:left w:type="dxa" w:w="90"/>
+              <w:bottom w:type="dxa" w:w="60"/>
+              <w:right w:type="dxa" w:w="90"/>
+            </w:tcMar>
+            <w:vAlign w:val="center"/>
+          </w:tcPr>
+          <w:p>
+            <w:pPr>
+              <w:spacing w:after="0" w:before="0" w:line="250"/>
+              <w:jc w:val="center"/>
+            </w:pPr>
+            <w:r>
+              <w:rPr>
+                <w:rFonts w:ascii="맑은 고딕" w:cs="맑은 고딕" w:eastAsia="맑은 고딕" w:hAnsi="맑은 고딕"/>
+                <w:b w:val="false"/>
+                <w:bCs w:val="false"/>
+                <w:color w:val="000000"/>
+                <w:sz w:val="22"/>
+                <w:szCs w:val="22"/>
+              </w:rPr>
+              <w:t xml:space="preserve">☐</w:t>
+            </w:r>
+          </w:p>
+        </w:tc>
+        <w:tc>
+          <w:tcPr>
+            <w:tcW w:type="dxa" w:w="2300"/>
+            <w:tcBorders>
+              <w:top w:val="single" w:color="7F7F7F" w:sz="4"/>
+              <w:left w:val="single" w:color="7F7F7F" w:sz="4"/>
+              <w:bottom w:val="single" w:color="7F7F7F" w:sz="4"/>
+              <w:right w:val="single" w:color="7F7F7F" w:sz="4"/>
+            </w:tcBorders>
+            <w:tcMar>
+              <w:top w:type="dxa" w:w="60"/>
+              <w:left w:type="dxa" w:w="90"/>
+              <w:bottom w:type="dxa" w:w="60"/>
+              <w:right w:type="dxa" w:w="90"/>
+            </w:tcMar>
+            <w:vAlign w:val="center"/>
+          </w:tcPr>
+          <w:p>
+            <w:pPr>
+              <w:spacing w:after="0" w:before="0" w:line="250"/>
+              <w:jc w:val="left"/>
+            </w:pPr>
+            <w:r>
+              <w:rPr>
+                <w:rFonts w:ascii="맑은 고딕" w:cs="맑은 고딕" w:eastAsia="맑은 고딕" w:hAnsi="맑은 고딕"/>
+                <w:b/>
+                <w:bCs/>
+                <w:color w:val="000000"/>
+                <w:sz w:val="18"/>
+                <w:szCs w:val="18"/>
+              </w:rPr>
+              <w:t xml:space="preserve">CRM 발송 관리</w:t>
+            </w:r>
+          </w:p>
+        </w:tc>
+        <w:tc>
+          <w:tcPr>
+            <w:tcW w:type="dxa" w:w="5238"/>
+            <w:tcBorders>
+              <w:top w:val="single" w:color="7F7F7F" w:sz="4"/>
+              <w:left w:val="single" w:color="7F7F7F" w:sz="4"/>
+              <w:bottom w:val="single" w:color="7F7F7F" w:sz="4"/>
+              <w:right w:val="single" w:color="7F7F7F" w:sz="4"/>
+            </w:tcBorders>
+            <w:tcMar>
+              <w:top w:type="dxa" w:w="60"/>
+              <w:left w:type="dxa" w:w="90"/>
+              <w:bottom w:type="dxa" w:w="60"/>
+              <w:right w:type="dxa" w:w="90"/>
+            </w:tcMar>
+            <w:vAlign w:val="center"/>
+          </w:tcPr>
+          <w:p>
+            <w:pPr>
+              <w:spacing w:after="0" w:before="0" w:line="250"/>
+              <w:jc w:val="left"/>
+            </w:pPr>
+            <w:r>
+              <w:rPr>
+                <w:rFonts w:ascii="맑은 고딕" w:cs="맑은 고딕" w:eastAsia="맑은 고딕" w:hAnsi="맑은 고딕"/>
+                <w:b w:val="false"/>
+                <w:bCs w:val="false"/>
+                <w:color w:val="000000"/>
+                <w:sz w:val="18"/>
+                <w:szCs w:val="18"/>
+              </w:rPr>
+              <w:t xml:space="preserve">CRM 마케팅 메시지 발송 관리 (상품기획팀·NB/AMD 기획 건)</w:t>
+            </w:r>
+          </w:p>
+        </w:tc>
+        <w:tc>
+          <w:tcPr>
+            <w:tcW w:type="dxa" w:w="1200"/>
+            <w:tcBorders>
+              <w:top w:val="single" w:color="7F7F7F" w:sz="4"/>
+              <w:left w:val="single" w:color="7F7F7F" w:sz="4"/>
+              <w:bottom w:val="single" w:color="7F7F7F" w:sz="4"/>
+              <w:right w:val="single" w:color="7F7F7F" w:sz="4"/>
+            </w:tcBorders>
+            <w:tcMar>
+              <w:top w:type="dxa" w:w="60"/>
+              <w:left w:type="dxa" w:w="90"/>
+              <w:bottom w:type="dxa" w:w="60"/>
+              <w:right w:type="dxa" w:w="90"/>
+            </w:tcMar>
+            <w:vAlign w:val="center"/>
+          </w:tcPr>
+          <w:p>
+            <w:pPr>
+              <w:spacing w:after="0" w:before="0" w:line="250"/>
+              <w:jc w:val="left"/>
+            </w:pPr>
+            <w:r>
+              <w:rPr>
+                <w:rFonts w:ascii="맑은 고딕" w:cs="맑은 고딕" w:eastAsia="맑은 고딕" w:hAnsi="맑은 고딕"/>
+                <w:b w:val="false"/>
+                <w:bCs w:val="false"/>
+                <w:color w:val="000000"/>
+                <w:sz w:val="18"/>
+                <w:szCs w:val="18"/>
               </w:rPr>
               <w:t xml:space="preserve"/>
             </w:r>
@@ -6065,7 +6057,7 @@
           <w:sz w:val="17"/>
           <w:szCs w:val="17"/>
         </w:rPr>
-        <w:t xml:space="preserve">※ 근거: 업무 분담 정리 보고서(2026.10.14). 업무 주관·협조 기준은 보고서 5번 분담표 참조.</w:t>
+        <w:t xml:space="preserve">※ 근거: 업무 분담 정리 보고서(2026.10.15)의 수정 분담표. 제품 관련은 상품기획팀, 브랜드 관련은 NB/AMD가 주관.</w:t>
       </w:r>
     </w:p>
     <w:sectPr>
@@ -6281,8 +6273,8 @@
       <w:rPr>
         <w:rFonts w:ascii="맑은 고딕" w:cs="맑은 고딕" w:eastAsia="맑은 고딕" w:hAnsi="맑은 고딕"/>
         <w:color w:val="000000"/>
-        <w:sz w:val="19"/>
-        <w:szCs w:val="19"/>
+        <w:sz w:val="20"/>
+        <w:szCs w:val="20"/>
       </w:rPr>
     </w:rPrDefault>
     <w:pPrDefault/>
@@ -6475,5 +6467,22 @@
       <w:szCs w:val="24"/>
     </w:rPr>
   </w:style>
+  <w:style w:type="paragraph" w:styleId="Heading2">
+    <w:name w:val="Heading 2"/>
+    <w:basedOn w:val="Normal"/>
+    <w:next w:val="Normal"/>
+    <w:qFormat/>
+    <w:pPr>
+      <w:outlineLvl w:val="1"/>
+    </w:pPr>
+    <w:rPr>
+      <w:rFonts w:ascii="맑은 고딕" w:cs="맑은 고딕" w:eastAsia="맑은 고딕" w:hAnsi="맑은 고딕"/>
+      <w:b/>
+      <w:bCs/>
+      <w:color w:val="000000"/>
+      <w:sz w:val="21"/>
+      <w:szCs w:val="21"/>
+    </w:rPr>
+  </w:style>
 </w:styles>
 </file>